--- a/public/templates/liquidacion-propietario2.docx
+++ b/public/templates/liquidacion-propietario2.docx
@@ -9,9 +9,9 @@
         <w:tblLook w:val="04A0" w:firstRow="1" w:lastRow="0" w:firstColumn="1" w:lastColumn="0" w:noHBand="0" w:noVBand="1"/>
       </w:tblPr>
       <w:tblGrid>
-        <w:gridCol w:w="4765"/>
-        <w:gridCol w:w="1607"/>
-        <w:gridCol w:w="2456"/>
+        <w:gridCol w:w="4608"/>
+        <w:gridCol w:w="1530"/>
+        <w:gridCol w:w="2690"/>
       </w:tblGrid>
       <w:tr>
         <w:tc>
@@ -31,7 +31,21 @@
                 <w:b/>
                 <w:lang w:val="es-AR"/>
               </w:rPr>
-              <w:t>LIQUIDACION {PERIODO}</w:t>
+              <w:t>LIQUIDACION {</w:t>
+            </w:r>
+            <w:r>
+              <w:rPr>
+                <w:b/>
+                <w:lang w:val="es-AR"/>
+              </w:rPr>
+              <w:t>periodo</w:t>
+            </w:r>
+            <w:r>
+              <w:rPr>
+                <w:b/>
+                <w:lang w:val="es-AR"/>
+              </w:rPr>
+              <w:t>}</w:t>
             </w:r>
           </w:p>
         </w:tc>
@@ -138,7 +152,27 @@
               <w:rPr>
                 <w:lang w:val="es-AR"/>
               </w:rPr>
-              <w:t>Alquiler {dirección} – {piso}</w:t>
+              <w:t>Alquiler {</w:t>
+            </w:r>
+            <w:proofErr w:type="spellStart"/>
+            <w:r>
+              <w:rPr>
+                <w:lang w:val="es-AR"/>
+              </w:rPr>
+              <w:t>direccio</w:t>
+            </w:r>
+            <w:r>
+              <w:rPr>
+                <w:lang w:val="es-AR"/>
+              </w:rPr>
+              <w:t>n</w:t>
+            </w:r>
+            <w:proofErr w:type="spellEnd"/>
+            <w:r>
+              <w:rPr>
+                <w:lang w:val="es-AR"/>
+              </w:rPr>
+              <w:t>} – {piso}</w:t>
             </w:r>
           </w:p>
         </w:tc>
@@ -169,6 +203,12 @@
               <w:rPr>
                 <w:lang w:val="es-AR"/>
               </w:rPr>
+              <w:t>$</w:t>
+            </w:r>
+            <w:r>
+              <w:rPr>
+                <w:lang w:val="es-AR"/>
+              </w:rPr>
               <w:t>{</w:t>
             </w:r>
             <w:proofErr w:type="spellStart"/>
@@ -184,6 +224,12 @@
                 <w:lang w:val="es-AR"/>
               </w:rPr>
               <w:t>}</w:t>
+            </w:r>
+            <w:r>
+              <w:rPr>
+                <w:lang w:val="es-AR"/>
+              </w:rPr>
+              <w:t>.-</w:t>
             </w:r>
           </w:p>
         </w:tc>
@@ -265,6 +311,12 @@
               <w:rPr>
                 <w:lang w:val="es-AR"/>
               </w:rPr>
+              <w:t>$</w:t>
+            </w:r>
+            <w:r>
+              <w:rPr>
+                <w:lang w:val="es-AR"/>
+              </w:rPr>
               <w:t>{monto}{/</w:t>
             </w:r>
             <w:proofErr w:type="spellStart"/>
@@ -280,6 +332,12 @@
                 <w:lang w:val="es-AR"/>
               </w:rPr>
               <w:t>}</w:t>
+            </w:r>
+            <w:r>
+              <w:rPr>
+                <w:lang w:val="es-AR"/>
+              </w:rPr>
+              <w:t>.-</w:t>
             </w:r>
           </w:p>
         </w:tc>
@@ -345,6 +403,7 @@
           </w:tcPr>
           <w:p>
             <w:pPr>
+              <w:jc w:val="center"/>
               <w:cnfStyle w:val="100000000000" w:firstRow="1" w:lastRow="0" w:firstColumn="0" w:lastColumn="0" w:oddVBand="0" w:evenVBand="0" w:oddHBand="0" w:evenHBand="0" w:firstRowFirstColumn="0" w:firstRowLastColumn="0" w:lastRowFirstColumn="0" w:lastRowLastColumn="0"/>
               <w:rPr>
                 <w:lang w:val="es-AR"/>
@@ -354,6 +413,12 @@
               <w:rPr>
                 <w:lang w:val="es-AR"/>
               </w:rPr>
+              <w:t>$</w:t>
+            </w:r>
+            <w:r>
+              <w:rPr>
+                <w:lang w:val="es-AR"/>
+              </w:rPr>
               <w:t>{</w:t>
             </w:r>
             <w:proofErr w:type="spellStart"/>
@@ -369,6 +434,12 @@
                 <w:lang w:val="es-AR"/>
               </w:rPr>
               <w:t>}</w:t>
+            </w:r>
+            <w:r>
+              <w:rPr>
+                <w:lang w:val="es-AR"/>
+              </w:rPr>
+              <w:t>.-</w:t>
             </w:r>
           </w:p>
         </w:tc>
@@ -408,7 +479,13 @@
               <w:rPr>
                 <w:lang w:val="es-AR"/>
               </w:rPr>
-              <w:t>Honorarios administrativos (${</w:t>
+              <w:t>Honorarios administrativos (%</w:t>
+            </w:r>
+            <w:r>
+              <w:rPr>
+                <w:lang w:val="es-AR"/>
+              </w:rPr>
+              <w:t>{</w:t>
             </w:r>
             <w:proofErr w:type="spellStart"/>
             <w:r>
@@ -441,6 +518,12 @@
               <w:rPr>
                 <w:lang w:val="es-AR"/>
               </w:rPr>
+              <w:t>$</w:t>
+            </w:r>
+            <w:r>
+              <w:rPr>
+                <w:lang w:val="es-AR"/>
+              </w:rPr>
               <w:t>{</w:t>
             </w:r>
             <w:proofErr w:type="spellStart"/>
@@ -462,6 +545,12 @@
                 <w:lang w:val="es-AR"/>
               </w:rPr>
               <w:t>}</w:t>
+            </w:r>
+            <w:r>
+              <w:rPr>
+                <w:lang w:val="es-AR"/>
+              </w:rPr>
+              <w:t>.-</w:t>
             </w:r>
           </w:p>
         </w:tc>
@@ -512,6 +601,26 @@
               </w:rPr>
               <w:t>}</w:t>
             </w:r>
+            <w:r>
+              <w:rPr>
+                <w:lang w:val="es-AR"/>
+              </w:rPr>
+              <w:t>{</w:t>
+            </w:r>
+            <w:proofErr w:type="spellStart"/>
+            <w:r>
+              <w:rPr>
+                <w:lang w:val="es-AR"/>
+              </w:rPr>
+              <w:t>descripcion</w:t>
+            </w:r>
+            <w:proofErr w:type="spellEnd"/>
+            <w:r>
+              <w:rPr>
+                <w:lang w:val="es-AR"/>
+              </w:rPr>
+              <w:t>}</w:t>
+            </w:r>
           </w:p>
         </w:tc>
         <w:tc>
@@ -520,23 +629,22 @@
           </w:tcPr>
           <w:p>
             <w:pPr>
-              <w:rPr>
-                <w:lang w:val="es-AR"/>
-              </w:rPr>
-            </w:pPr>
-            <w:r>
-              <w:rPr>
-                <w:lang w:val="es-AR"/>
-              </w:rPr>
-              <w:t>{mon</w:t>
-            </w:r>
-            <w:bookmarkStart w:id="0" w:name="_GoBack"/>
-            <w:bookmarkEnd w:id="0"/>
-            <w:r>
-              <w:rPr>
-                <w:lang w:val="es-AR"/>
-              </w:rPr>
-              <w:t>to}{/</w:t>
+              <w:jc w:val="center"/>
+              <w:rPr>
+                <w:lang w:val="es-AR"/>
+              </w:rPr>
+            </w:pPr>
+            <w:r>
+              <w:rPr>
+                <w:lang w:val="es-AR"/>
+              </w:rPr>
+              <w:t>$</w:t>
+            </w:r>
+            <w:r>
+              <w:rPr>
+                <w:lang w:val="es-AR"/>
+              </w:rPr>
+              <w:t>{monto}{/</w:t>
             </w:r>
             <w:proofErr w:type="spellStart"/>
             <w:r>
@@ -551,6 +659,12 @@
                 <w:lang w:val="es-AR"/>
               </w:rPr>
               <w:t>}</w:t>
+            </w:r>
+            <w:r>
+              <w:rPr>
+                <w:lang w:val="es-AR"/>
+              </w:rPr>
+              <w:t>.-</w:t>
             </w:r>
           </w:p>
         </w:tc>
@@ -582,9 +696,9 @@
         <w:tblLook w:val="04A0" w:firstRow="1" w:lastRow="0" w:firstColumn="1" w:lastColumn="0" w:noHBand="0" w:noVBand="1"/>
       </w:tblPr>
       <w:tblGrid>
-        <w:gridCol w:w="4765"/>
-        <w:gridCol w:w="1800"/>
-        <w:gridCol w:w="2263"/>
+        <w:gridCol w:w="4329"/>
+        <w:gridCol w:w="2454"/>
+        <w:gridCol w:w="2045"/>
       </w:tblGrid>
       <w:tr>
         <w:trPr>
@@ -615,11 +729,44 @@
           </w:tcPr>
           <w:p>
             <w:pPr>
+              <w:jc w:val="center"/>
               <w:cnfStyle w:val="100000000000" w:firstRow="1" w:lastRow="0" w:firstColumn="0" w:lastColumn="0" w:oddVBand="0" w:evenVBand="0" w:oddHBand="0" w:evenHBand="0" w:firstRowFirstColumn="0" w:firstRowLastColumn="0" w:lastRowFirstColumn="0" w:lastRowLastColumn="0"/>
               <w:rPr>
                 <w:lang w:val="es-AR"/>
               </w:rPr>
             </w:pPr>
+            <w:r>
+              <w:rPr>
+                <w:lang w:val="es-AR"/>
+              </w:rPr>
+              <w:t>$</w:t>
+            </w:r>
+            <w:r>
+              <w:rPr>
+                <w:lang w:val="es-AR"/>
+              </w:rPr>
+              <w:t>{</w:t>
+            </w:r>
+            <w:proofErr w:type="spellStart"/>
+            <w:r>
+              <w:rPr>
+                <w:lang w:val="es-AR"/>
+              </w:rPr>
+              <w:t>subTotalDescuentos</w:t>
+            </w:r>
+            <w:proofErr w:type="spellEnd"/>
+            <w:r>
+              <w:rPr>
+                <w:lang w:val="es-AR"/>
+              </w:rPr>
+              <w:t>}</w:t>
+            </w:r>
+            <w:r>
+              <w:rPr>
+                <w:lang w:val="es-AR"/>
+              </w:rPr>
+              <w:t>.-</w:t>
+            </w:r>
           </w:p>
         </w:tc>
         <w:tc>
@@ -633,26 +780,6 @@
                 <w:lang w:val="es-AR"/>
               </w:rPr>
             </w:pPr>
-            <w:r>
-              <w:rPr>
-                <w:lang w:val="es-AR"/>
-              </w:rPr>
-              <w:t>{</w:t>
-            </w:r>
-            <w:proofErr w:type="spellStart"/>
-            <w:r>
-              <w:rPr>
-                <w:lang w:val="es-AR"/>
-              </w:rPr>
-              <w:t>subTotalDescuentos</w:t>
-            </w:r>
-            <w:proofErr w:type="spellEnd"/>
-            <w:r>
-              <w:rPr>
-                <w:lang w:val="es-AR"/>
-              </w:rPr>
-              <w:t>}</w:t>
-            </w:r>
           </w:p>
         </w:tc>
       </w:tr>
@@ -694,7 +821,19 @@
               <w:rPr>
                 <w:lang w:val="es-AR"/>
               </w:rPr>
-              <w:t>TOTAL ENTREGADO A {PROPIETARIO}</w:t>
+              <w:t>TOTAL ENTREGADO A {</w:t>
+            </w:r>
+            <w:r>
+              <w:rPr>
+                <w:lang w:val="es-AR"/>
+              </w:rPr>
+              <w:t>propietario</w:t>
+            </w:r>
+            <w:r>
+              <w:rPr>
+                <w:lang w:val="es-AR"/>
+              </w:rPr>
+              <w:t>}</w:t>
             </w:r>
           </w:p>
         </w:tc>
@@ -728,8 +867,22 @@
               <w:rPr>
                 <w:lang w:val="es-AR"/>
               </w:rPr>
+              <w:t>$</w:t>
+            </w:r>
+            <w:r>
+              <w:rPr>
+                <w:lang w:val="es-AR"/>
+              </w:rPr>
               <w:t>{total}</w:t>
             </w:r>
+            <w:r>
+              <w:rPr>
+                <w:lang w:val="es-AR"/>
+              </w:rPr>
+              <w:t>.-</w:t>
+            </w:r>
+            <w:bookmarkStart w:id="0" w:name="_GoBack"/>
+            <w:bookmarkEnd w:id="0"/>
           </w:p>
         </w:tc>
       </w:tr>
@@ -1732,7 +1885,7 @@
 </file>
 
 <file path=customXml/itemProps1.xml><?xml version="1.0" encoding="utf-8"?>
-<ds:datastoreItem xmlns:ds="http://schemas.openxmlformats.org/officeDocument/2006/customXml" ds:itemID="{7D12CE87-DFE5-44B1-81A1-740C26DD98B5}">
+<ds:datastoreItem xmlns:ds="http://schemas.openxmlformats.org/officeDocument/2006/customXml" ds:itemID="{3D3AF107-F26C-4377-BF41-1FD063DE66F1}">
   <ds:schemaRefs>
     <ds:schemaRef ds:uri="http://schemas.openxmlformats.org/officeDocument/2006/bibliography"/>
   </ds:schemaRefs>

--- a/public/templates/liquidacion-propietario2.docx
+++ b/public/templates/liquidacion-propietario2.docx
@@ -1,22 +1,23 @@
 
 <file path=word/document.xml><?xml version="1.0" encoding="utf-8"?>
-<w:document xmlns:wpc="http://schemas.microsoft.com/office/word/2010/wordprocessingCanvas" xmlns:cx="http://schemas.microsoft.com/office/drawing/2014/chartex" xmlns:mc="http://schemas.openxmlformats.org/markup-compatibility/2006" xmlns:o="urn:schemas-microsoft-com:office:office" xmlns:r="http://schemas.openxmlformats.org/officeDocument/2006/relationships" xmlns:m="http://schemas.openxmlformats.org/officeDocument/2006/math" xmlns:v="urn:schemas-microsoft-com:vml" xmlns:wp14="http://schemas.microsoft.com/office/word/2010/wordprocessingDrawing" xmlns:wp="http://schemas.openxmlformats.org/drawingml/2006/wordprocessingDrawing" xmlns:w10="urn:schemas-microsoft-com:office:word" xmlns:w="http://schemas.openxmlformats.org/wordprocessingml/2006/main" xmlns:w14="http://schemas.microsoft.com/office/word/2010/wordml" xmlns:w15="http://schemas.microsoft.com/office/word/2012/wordml" xmlns:w16se="http://schemas.microsoft.com/office/word/2015/wordml/symex" xmlns:wpg="http://schemas.microsoft.com/office/word/2010/wordprocessingGroup" xmlns:wpi="http://schemas.microsoft.com/office/word/2010/wordprocessingInk" xmlns:wne="http://schemas.microsoft.com/office/word/2006/wordml" xmlns:wps="http://schemas.microsoft.com/office/word/2010/wordprocessingShape" mc:Ignorable="w14 w15 w16se wp14">
+<w:document xmlns:wpc="http://schemas.microsoft.com/office/word/2010/wordprocessingCanvas" xmlns:cx="http://schemas.microsoft.com/office/drawing/2014/chartex" xmlns:cx1="http://schemas.microsoft.com/office/drawing/2015/9/8/chartex" xmlns:cx2="http://schemas.microsoft.com/office/drawing/2015/10/21/chartex" xmlns:cx3="http://schemas.microsoft.com/office/drawing/2016/5/9/chartex" xmlns:cx4="http://schemas.microsoft.com/office/drawing/2016/5/10/chartex" xmlns:cx5="http://schemas.microsoft.com/office/drawing/2016/5/11/chartex" xmlns:cx6="http://schemas.microsoft.com/office/drawing/2016/5/12/chartex" xmlns:cx7="http://schemas.microsoft.com/office/drawing/2016/5/13/chartex" xmlns:cx8="http://schemas.microsoft.com/office/drawing/2016/5/14/chartex" xmlns:mc="http://schemas.openxmlformats.org/markup-compatibility/2006" xmlns:aink="http://schemas.microsoft.com/office/drawing/2016/ink" xmlns:am3d="http://schemas.microsoft.com/office/drawing/2017/model3d" xmlns:o="urn:schemas-microsoft-com:office:office" xmlns:oel="http://schemas.microsoft.com/office/2019/extlst" xmlns:r="http://schemas.openxmlformats.org/officeDocument/2006/relationships" xmlns:m="http://schemas.openxmlformats.org/officeDocument/2006/math" xmlns:v="urn:schemas-microsoft-com:vml" xmlns:wp14="http://schemas.microsoft.com/office/word/2010/wordprocessingDrawing" xmlns:wp="http://schemas.openxmlformats.org/drawingml/2006/wordprocessingDrawing" xmlns:w10="urn:schemas-microsoft-com:office:word" xmlns:w="http://schemas.openxmlformats.org/wordprocessingml/2006/main" xmlns:w14="http://schemas.microsoft.com/office/word/2010/wordml" xmlns:w15="http://schemas.microsoft.com/office/word/2012/wordml" xmlns:w16cex="http://schemas.microsoft.com/office/word/2018/wordml/cex" xmlns:w16cid="http://schemas.microsoft.com/office/word/2016/wordml/cid" xmlns:w16="http://schemas.microsoft.com/office/word/2018/wordml" xmlns:w16du="http://schemas.microsoft.com/office/word/2023/wordml/word16du" xmlns:w16sdtdh="http://schemas.microsoft.com/office/word/2020/wordml/sdtdatahash" xmlns:w16sdtfl="http://schemas.microsoft.com/office/word/2024/wordml/sdtformatlock" xmlns:w16se="http://schemas.microsoft.com/office/word/2015/wordml/symex" xmlns:wpg="http://schemas.microsoft.com/office/word/2010/wordprocessingGroup" xmlns:wpi="http://schemas.microsoft.com/office/word/2010/wordprocessingInk" xmlns:wne="http://schemas.microsoft.com/office/word/2006/wordml" xmlns:wps="http://schemas.microsoft.com/office/word/2010/wordprocessingShape" mc:Ignorable="w14 w15 w16se w16cid w16 w16cex w16sdtdh w16sdtfl w16du wp14">
   <w:body>
     <w:tbl>
       <w:tblPr>
         <w:tblStyle w:val="Tablaconcuadrcula"/>
         <w:tblW w:w="0" w:type="auto"/>
+        <w:tblLayout w:type="fixed"/>
         <w:tblLook w:val="04A0" w:firstRow="1" w:lastRow="0" w:firstColumn="1" w:lastColumn="0" w:noHBand="0" w:noVBand="1"/>
       </w:tblPr>
       <w:tblGrid>
         <w:gridCol w:w="4608"/>
-        <w:gridCol w:w="1530"/>
-        <w:gridCol w:w="2690"/>
+        <w:gridCol w:w="1908"/>
+        <w:gridCol w:w="2312"/>
       </w:tblGrid>
       <w:tr>
         <w:tc>
           <w:tcPr>
-            <w:tcW w:w="4765" w:type="dxa"/>
+            <w:tcW w:w="4608" w:type="dxa"/>
           </w:tcPr>
           <w:p>
             <w:pPr>
@@ -51,7 +52,7 @@
         </w:tc>
         <w:tc>
           <w:tcPr>
-            <w:tcW w:w="1607" w:type="dxa"/>
+            <w:tcW w:w="1908" w:type="dxa"/>
           </w:tcPr>
           <w:p>
             <w:pPr>
@@ -72,7 +73,7 @@
         </w:tc>
         <w:tc>
           <w:tcPr>
-            <w:tcW w:w="2456" w:type="dxa"/>
+            <w:tcW w:w="2312" w:type="dxa"/>
           </w:tcPr>
           <w:p>
             <w:pPr>
@@ -95,52 +96,7 @@
       <w:tr>
         <w:tc>
           <w:tcPr>
-            <w:tcW w:w="4765" w:type="dxa"/>
-          </w:tcPr>
-          <w:p>
-            <w:pPr>
-              <w:jc w:val="center"/>
-              <w:rPr>
-                <w:lang w:val="es-AR"/>
-              </w:rPr>
-            </w:pPr>
-            <w:r>
-              <w:rPr>
-                <w:lang w:val="es-AR"/>
-              </w:rPr>
-              <w:t>Alquiler correspondiente a {periodo}</w:t>
-            </w:r>
-          </w:p>
-        </w:tc>
-        <w:tc>
-          <w:tcPr>
-            <w:tcW w:w="1607" w:type="dxa"/>
-          </w:tcPr>
-          <w:p>
-            <w:pPr>
-              <w:rPr>
-                <w:lang w:val="es-AR"/>
-              </w:rPr>
-            </w:pPr>
-          </w:p>
-        </w:tc>
-        <w:tc>
-          <w:tcPr>
-            <w:tcW w:w="2456" w:type="dxa"/>
-          </w:tcPr>
-          <w:p>
-            <w:pPr>
-              <w:rPr>
-                <w:lang w:val="es-AR"/>
-              </w:rPr>
-            </w:pPr>
-          </w:p>
-        </w:tc>
-      </w:tr>
-      <w:tr>
-        <w:tc>
-          <w:tcPr>
-            <w:tcW w:w="4765" w:type="dxa"/>
+            <w:tcW w:w="4608" w:type="dxa"/>
           </w:tcPr>
           <w:p>
             <w:pPr>
@@ -178,19 +134,19 @@
         </w:tc>
         <w:tc>
           <w:tcPr>
-            <w:tcW w:w="1607" w:type="dxa"/>
-          </w:tcPr>
-          <w:p>
-            <w:pPr>
-              <w:rPr>
-                <w:lang w:val="es-AR"/>
-              </w:rPr>
-            </w:pPr>
-          </w:p>
-        </w:tc>
-        <w:tc>
-          <w:tcPr>
-            <w:tcW w:w="2456" w:type="dxa"/>
+            <w:tcW w:w="1908" w:type="dxa"/>
+          </w:tcPr>
+          <w:p>
+            <w:pPr>
+              <w:rPr>
+                <w:lang w:val="es-AR"/>
+              </w:rPr>
+            </w:pPr>
+          </w:p>
+        </w:tc>
+        <w:tc>
+          <w:tcPr>
+            <w:tcW w:w="2312" w:type="dxa"/>
           </w:tcPr>
           <w:p>
             <w:pPr>
@@ -240,65 +196,37 @@
         </w:trPr>
         <w:tc>
           <w:tcPr>
-            <w:tcW w:w="4765" w:type="dxa"/>
-          </w:tcPr>
-          <w:p>
-            <w:pPr>
-              <w:rPr>
-                <w:lang w:val="es-AR"/>
-              </w:rPr>
-            </w:pPr>
-            <w:r>
-              <w:rPr>
-                <w:lang w:val="es-AR"/>
-              </w:rPr>
-              <w:t>{#</w:t>
-            </w:r>
-            <w:proofErr w:type="spellStart"/>
-            <w:r>
-              <w:rPr>
-                <w:lang w:val="es-AR"/>
-              </w:rPr>
-              <w:t>itemsInquilino</w:t>
-            </w:r>
-            <w:proofErr w:type="spellEnd"/>
-            <w:r>
-              <w:rPr>
-                <w:lang w:val="es-AR"/>
-              </w:rPr>
-              <w:t>}{</w:t>
-            </w:r>
-            <w:proofErr w:type="spellStart"/>
-            <w:r>
-              <w:rPr>
-                <w:lang w:val="es-AR"/>
-              </w:rPr>
-              <w:t>descripcion</w:t>
-            </w:r>
-            <w:proofErr w:type="spellEnd"/>
-            <w:r>
-              <w:rPr>
-                <w:lang w:val="es-AR"/>
-              </w:rPr>
-              <w:t>}</w:t>
-            </w:r>
-          </w:p>
-        </w:tc>
-        <w:tc>
-          <w:tcPr>
-            <w:tcW w:w="1607" w:type="dxa"/>
-          </w:tcPr>
-          <w:p>
-            <w:pPr>
-              <w:rPr>
-                <w:lang w:val="es-AR"/>
-              </w:rPr>
-            </w:pPr>
-          </w:p>
-        </w:tc>
-        <w:tc>
-          <w:tcPr>
-            <w:tcW w:w="2456" w:type="dxa"/>
+            <w:tcW w:w="4608" w:type="dxa"/>
+          </w:tcPr>
+          <w:p>
+            <w:pPr>
+              <w:rPr>
+                <w:lang w:val="es-AR"/>
+              </w:rPr>
+            </w:pPr>
+            <w:r>
+              <w:rPr>
+                <w:lang w:val="es-AR"/>
+              </w:rPr>
+              <w:t>{#itemsInquilino}{descripcion}</w:t>
+            </w:r>
+          </w:p>
+        </w:tc>
+        <w:tc>
+          <w:tcPr>
+            <w:tcW w:w="1908" w:type="dxa"/>
+          </w:tcPr>
+          <w:p>
+            <w:pPr>
+              <w:rPr>
+                <w:lang w:val="es-AR"/>
+              </w:rPr>
+            </w:pPr>
+          </w:p>
+        </w:tc>
+        <w:tc>
+          <w:tcPr>
+            <w:tcW w:w="2312" w:type="dxa"/>
           </w:tcPr>
           <w:p>
             <w:pPr>
@@ -352,14 +280,14 @@
     </w:p>
     <w:tbl>
       <w:tblPr>
-        <w:tblStyle w:val="Tabladecuadrcula6concolores-nfasis3"/>
+        <w:tblStyle w:val="Tablaconcuadrcula6concolores-nfasis3"/>
         <w:tblW w:w="0" w:type="auto"/>
         <w:tblLook w:val="04A0" w:firstRow="1" w:lastRow="0" w:firstColumn="1" w:lastColumn="0" w:noHBand="0" w:noVBand="1"/>
       </w:tblPr>
       <w:tblGrid>
-        <w:gridCol w:w="4855"/>
-        <w:gridCol w:w="1530"/>
-        <w:gridCol w:w="2443"/>
+        <w:gridCol w:w="4673"/>
+        <w:gridCol w:w="1843"/>
+        <w:gridCol w:w="2312"/>
       </w:tblGrid>
       <w:tr>
         <w:trPr>
@@ -368,7 +296,7 @@
         <w:tc>
           <w:tcPr>
             <w:cnfStyle w:val="001000000000" w:firstRow="0" w:lastRow="0" w:firstColumn="1" w:lastColumn="0" w:oddVBand="0" w:evenVBand="0" w:oddHBand="0" w:evenHBand="0" w:firstRowFirstColumn="0" w:firstRowLastColumn="0" w:lastRowFirstColumn="0" w:lastRowLastColumn="0"/>
-            <w:tcW w:w="4855" w:type="dxa"/>
+            <w:tcW w:w="4673" w:type="dxa"/>
           </w:tcPr>
           <w:p>
             <w:pPr>
@@ -386,7 +314,7 @@
         </w:tc>
         <w:tc>
           <w:tcPr>
-            <w:tcW w:w="1530" w:type="dxa"/>
+            <w:tcW w:w="1843" w:type="dxa"/>
           </w:tcPr>
           <w:p>
             <w:pPr>
@@ -399,7 +327,7 @@
         </w:tc>
         <w:tc>
           <w:tcPr>
-            <w:tcW w:w="2443" w:type="dxa"/>
+            <w:tcW w:w="2312" w:type="dxa"/>
           </w:tcPr>
           <w:p>
             <w:pPr>
@@ -460,14 +388,14 @@
         <w:tblLook w:val="04A0" w:firstRow="1" w:lastRow="0" w:firstColumn="1" w:lastColumn="0" w:noHBand="0" w:noVBand="1"/>
       </w:tblPr>
       <w:tblGrid>
-        <w:gridCol w:w="4765"/>
-        <w:gridCol w:w="1800"/>
+        <w:gridCol w:w="4673"/>
+        <w:gridCol w:w="1892"/>
         <w:gridCol w:w="2263"/>
       </w:tblGrid>
       <w:tr>
         <w:tc>
           <w:tcPr>
-            <w:tcW w:w="4765" w:type="dxa"/>
+            <w:tcW w:w="4673" w:type="dxa"/>
           </w:tcPr>
           <w:p>
             <w:pPr>
@@ -505,7 +433,7 @@
         </w:tc>
         <w:tc>
           <w:tcPr>
-            <w:tcW w:w="1800" w:type="dxa"/>
+            <w:tcW w:w="1892" w:type="dxa"/>
           </w:tcPr>
           <w:p>
             <w:pPr>
@@ -573,59 +501,31 @@
         </w:trPr>
         <w:tc>
           <w:tcPr>
-            <w:tcW w:w="4765" w:type="dxa"/>
-          </w:tcPr>
-          <w:p>
-            <w:pPr>
-              <w:rPr>
-                <w:lang w:val="es-AR"/>
-              </w:rPr>
-            </w:pPr>
-            <w:r>
-              <w:rPr>
-                <w:lang w:val="es-AR"/>
-              </w:rPr>
-              <w:t>{#</w:t>
-            </w:r>
-            <w:proofErr w:type="spellStart"/>
-            <w:r>
-              <w:rPr>
-                <w:lang w:val="es-AR"/>
-              </w:rPr>
-              <w:t>itemsPropietario</w:t>
-            </w:r>
-            <w:proofErr w:type="spellEnd"/>
-            <w:r>
-              <w:rPr>
-                <w:lang w:val="es-AR"/>
-              </w:rPr>
-              <w:t>}</w:t>
-            </w:r>
-            <w:r>
-              <w:rPr>
-                <w:lang w:val="es-AR"/>
-              </w:rPr>
-              <w:t>{</w:t>
-            </w:r>
-            <w:proofErr w:type="spellStart"/>
-            <w:r>
-              <w:rPr>
-                <w:lang w:val="es-AR"/>
-              </w:rPr>
-              <w:t>descripcion</w:t>
-            </w:r>
-            <w:proofErr w:type="spellEnd"/>
-            <w:r>
-              <w:rPr>
-                <w:lang w:val="es-AR"/>
-              </w:rPr>
-              <w:t>}</w:t>
-            </w:r>
-          </w:p>
-        </w:tc>
-        <w:tc>
-          <w:tcPr>
-            <w:tcW w:w="1800" w:type="dxa"/>
+            <w:tcW w:w="4673" w:type="dxa"/>
+          </w:tcPr>
+          <w:p>
+            <w:pPr>
+              <w:rPr>
+                <w:lang w:val="es-AR"/>
+              </w:rPr>
+            </w:pPr>
+            <w:r>
+              <w:rPr>
+                <w:lang w:val="es-AR"/>
+              </w:rPr>
+              <w:t>{#itemsPropietario}</w:t>
+            </w:r>
+            <w:r>
+              <w:rPr>
+                <w:lang w:val="es-AR"/>
+              </w:rPr>
+              <w:t>{descripcion}</w:t>
+            </w:r>
+          </w:p>
+        </w:tc>
+        <w:tc>
+          <w:tcPr>
+            <w:tcW w:w="1892" w:type="dxa"/>
           </w:tcPr>
           <w:p>
             <w:pPr>
@@ -691,23 +591,24 @@
     </w:p>
     <w:tbl>
       <w:tblPr>
-        <w:tblStyle w:val="Tabladecuadrcula6concolores-nfasis3"/>
+        <w:tblStyle w:val="Tablaconcuadrcula6concolores-nfasis3"/>
         <w:tblW w:w="0" w:type="auto"/>
         <w:tblLook w:val="04A0" w:firstRow="1" w:lastRow="0" w:firstColumn="1" w:lastColumn="0" w:noHBand="0" w:noVBand="1"/>
       </w:tblPr>
       <w:tblGrid>
-        <w:gridCol w:w="4329"/>
+        <w:gridCol w:w="4437"/>
         <w:gridCol w:w="2454"/>
-        <w:gridCol w:w="2045"/>
+        <w:gridCol w:w="1937"/>
       </w:tblGrid>
       <w:tr>
         <w:trPr>
           <w:cnfStyle w:val="100000000000" w:firstRow="1" w:lastRow="0" w:firstColumn="0" w:lastColumn="0" w:oddVBand="0" w:evenVBand="0" w:oddHBand="0" w:evenHBand="0" w:firstRowFirstColumn="0" w:firstRowLastColumn="0" w:lastRowFirstColumn="0" w:lastRowLastColumn="0"/>
+          <w:trHeight w:val="383"/>
         </w:trPr>
         <w:tc>
           <w:tcPr>
             <w:cnfStyle w:val="001000000000" w:firstRow="0" w:lastRow="0" w:firstColumn="1" w:lastColumn="0" w:oddVBand="0" w:evenVBand="0" w:oddHBand="0" w:evenHBand="0" w:firstRowFirstColumn="0" w:firstRowLastColumn="0" w:lastRowFirstColumn="0" w:lastRowLastColumn="0"/>
-            <w:tcW w:w="4765" w:type="dxa"/>
+            <w:tcW w:w="4673" w:type="dxa"/>
           </w:tcPr>
           <w:p>
             <w:pPr>
@@ -725,7 +626,7 @@
         </w:tc>
         <w:tc>
           <w:tcPr>
-            <w:tcW w:w="1800" w:type="dxa"/>
+            <w:tcW w:w="2110" w:type="dxa"/>
           </w:tcPr>
           <w:p>
             <w:pPr>
@@ -771,7 +672,7 @@
         </w:tc>
         <w:tc>
           <w:tcPr>
-            <w:tcW w:w="2263" w:type="dxa"/>
+            <w:tcW w:w="2045" w:type="dxa"/>
           </w:tcPr>
           <w:p>
             <w:pPr>
@@ -793,7 +694,7 @@
     </w:p>
     <w:tbl>
       <w:tblPr>
-        <w:tblStyle w:val="Tabladecuadrcula4-nfasis3"/>
+        <w:tblStyle w:val="Tablaconcuadrcula4-nfasis3"/>
         <w:tblW w:w="0" w:type="auto"/>
         <w:tblLook w:val="04A0" w:firstRow="1" w:lastRow="0" w:firstColumn="1" w:lastColumn="0" w:noHBand="0" w:noVBand="1"/>
       </w:tblPr>
@@ -881,8 +782,6 @@
               </w:rPr>
               <w:t>.-</w:t>
             </w:r>
-            <w:bookmarkStart w:id="0" w:name="_GoBack"/>
-            <w:bookmarkEnd w:id="0"/>
           </w:p>
         </w:tc>
       </w:tr>
@@ -905,7 +804,7 @@
 </file>
 
 <file path=word/styles.xml><?xml version="1.0" encoding="utf-8"?>
-<w:styles xmlns:mc="http://schemas.openxmlformats.org/markup-compatibility/2006" xmlns:r="http://schemas.openxmlformats.org/officeDocument/2006/relationships" xmlns:w="http://schemas.openxmlformats.org/wordprocessingml/2006/main" xmlns:w14="http://schemas.microsoft.com/office/word/2010/wordml" xmlns:w15="http://schemas.microsoft.com/office/word/2012/wordml" xmlns:w16se="http://schemas.microsoft.com/office/word/2015/wordml/symex" mc:Ignorable="w14 w15 w16se">
+<w:styles xmlns:mc="http://schemas.openxmlformats.org/markup-compatibility/2006" xmlns:r="http://schemas.openxmlformats.org/officeDocument/2006/relationships" xmlns:w="http://schemas.openxmlformats.org/wordprocessingml/2006/main" xmlns:w14="http://schemas.microsoft.com/office/word/2010/wordml" xmlns:w15="http://schemas.microsoft.com/office/word/2012/wordml" xmlns:w16cex="http://schemas.microsoft.com/office/word/2018/wordml/cex" xmlns:w16cid="http://schemas.microsoft.com/office/word/2016/wordml/cid" xmlns:w16="http://schemas.microsoft.com/office/word/2018/wordml" xmlns:w16du="http://schemas.microsoft.com/office/word/2023/wordml/word16du" xmlns:w16sdtdh="http://schemas.microsoft.com/office/word/2020/wordml/sdtdatahash" xmlns:w16sdtfl="http://schemas.microsoft.com/office/word/2024/wordml/sdtformatlock" xmlns:w16se="http://schemas.microsoft.com/office/word/2015/wordml/symex" mc:Ignorable="w14 w15 w16se w16cid w16 w16cex w16sdtdh w16sdtfl w16du">
   <w:docDefaults>
     <w:rPrDefault>
       <w:rPr>
@@ -921,7 +820,7 @@
       </w:pPr>
     </w:pPrDefault>
   </w:docDefaults>
-  <w:latentStyles w:defLockedState="0" w:defUIPriority="99" w:defSemiHidden="0" w:defUnhideWhenUsed="0" w:defQFormat="0" w:count="371">
+  <w:latentStyles w:defLockedState="0" w:defUIPriority="99" w:defSemiHidden="0" w:defUnhideWhenUsed="0" w:defQFormat="0" w:count="376">
     <w:lsdException w:name="Normal" w:uiPriority="0" w:qFormat="1"/>
     <w:lsdException w:name="heading 1" w:uiPriority="9" w:qFormat="1"/>
     <w:lsdException w:name="heading 2" w:semiHidden="1" w:uiPriority="9" w:unhideWhenUsed="1" w:qFormat="1"/>
@@ -1293,6 +1192,11 @@
     <w:lsdException w:name="List Table 5 Dark Accent 6" w:uiPriority="50"/>
     <w:lsdException w:name="List Table 6 Colorful Accent 6" w:uiPriority="51"/>
     <w:lsdException w:name="List Table 7 Colorful Accent 6" w:uiPriority="52"/>
+    <w:lsdException w:name="Mention" w:semiHidden="1" w:unhideWhenUsed="1"/>
+    <w:lsdException w:name="Smart Hyperlink" w:semiHidden="1" w:unhideWhenUsed="1"/>
+    <w:lsdException w:name="Hashtag" w:semiHidden="1" w:unhideWhenUsed="1"/>
+    <w:lsdException w:name="Unresolved Mention" w:semiHidden="1" w:unhideWhenUsed="1"/>
+    <w:lsdException w:name="Smart Link" w:semiHidden="1" w:unhideWhenUsed="1"/>
   </w:latentStyles>
   <w:style w:type="paragraph" w:default="1" w:styleId="Normal">
     <w:name w:val="Normal"/>
@@ -1468,7 +1372,7 @@
       </w:tcPr>
     </w:tblStylePr>
   </w:style>
-  <w:style w:type="table" w:styleId="Tabladecuadrcula6concolores-nfasis3">
+  <w:style w:type="table" w:styleId="Tablaconcuadrcula6concolores-nfasis3">
     <w:name w:val="Grid Table 6 Colorful Accent 3"/>
     <w:basedOn w:val="Tablanormal"/>
     <w:uiPriority w:val="51"/>
@@ -1540,7 +1444,7 @@
       </w:tcPr>
     </w:tblStylePr>
   </w:style>
-  <w:style w:type="table" w:styleId="Tabladecuadrcula4-nfasis3">
+  <w:style w:type="table" w:styleId="Tablaconcuadrcula4-nfasis3">
     <w:name w:val="Grid Table 4 Accent 3"/>
     <w:basedOn w:val="Tablanormal"/>
     <w:uiPriority w:val="49"/>
